--- a/skill-library/standard-lesson-plan-skill/generated-outputs/八年级物理《杠杆》新授课教案.docx
+++ b/skill-library/standard-lesson-plan-skill/generated-outputs/八年级物理《杠杆》新授课教案.docx
@@ -244,12 +244,12 @@
         <w:pStyle w:val="Heading3"/>
       </w:pPr>
       <w:r>
-        <w:t>课标要求（需核对现行课标）</w:t>
+        <w:t>课标要求</w:t>
       </w:r>
     </w:p>
     <w:p>
       <w:r>
-        <w:t>课标要求学生通过实验探究杠杆的平衡条件，并能用其解释生活和生产中的简单现象（请按现行课程标准与所用教材核对）。</w:t>
+        <w:t>课标要求学生通过实验探究杠杆的平衡条件，并能用其解释生活和生产中的简单现象。</w:t>
       </w:r>
     </w:p>
     <w:p>
@@ -1762,7 +1762,7 @@
     </w:p>
     <w:p>
       <w:r>
-        <w:t>&gt; 本教案由 standard-lesson-plan-skill 生成。教材依据为《人教版》，课标与教材内容由生成时依据学科知识整理，请按现行课程标准与所用教材核对后使用。</w:t>
+        <w:t>&gt; 本教案由 standard-lesson-plan-skill 生成。教材依据为《人教版》，教材定位与课标要求由生成模型内置的教材与课程标准知识给出。</w:t>
       </w:r>
     </w:p>
     <w:sectPr>
